--- a/док/Лист_Задания_2026_ ИСиТ.docx
+++ b/док/Лист_Задания_2026_ ИСиТ.docx
@@ -213,18 +213,10 @@
         <w:jc w:val="right"/>
       </w:pPr>
       <w:r>
-        <w:t>«___</w:t>
-      </w:r>
-      <w:proofErr w:type="gramStart"/>
-      <w:r>
-        <w:t>_»</w:t>
-      </w:r>
-      <w:r>
-        <w:t>_</w:t>
-      </w:r>
-      <w:proofErr w:type="gramEnd"/>
-      <w:r>
-        <w:t>_</w:t>
+        <w:t>«____»</w:t>
+      </w:r>
+      <w:r>
+        <w:t>__</w:t>
       </w:r>
       <w:r>
         <w:t>____</w:t>
@@ -564,7 +556,7 @@
         <w:t xml:space="preserve"> </w:t>
       </w:r>
       <w:r>
-        <w:t>__</w:t>
+        <w:t>05</w:t>
       </w:r>
       <w:r>
         <w:t xml:space="preserve"> </w:t>
@@ -588,7 +580,7 @@
         <w:t xml:space="preserve"> г. № </w:t>
       </w:r>
       <w:r>
-        <w:t>__</w:t>
+        <w:t>15-С</w:t>
       </w:r>
     </w:p>
     <w:p>
@@ -1032,13 +1024,8 @@
       <w:r>
         <w:t xml:space="preserve">ехнологии: </w:t>
       </w:r>
-      <w:proofErr w:type="spellStart"/>
-      <w:r>
-        <w:t>Docker</w:t>
-      </w:r>
-      <w:proofErr w:type="spellEnd"/>
-      <w:r>
-        <w:t xml:space="preserve"> 23.0.3, </w:t>
+      <w:r>
+        <w:t xml:space="preserve">Docker 23.0.3, </w:t>
       </w:r>
       <w:r>
         <w:rPr>
@@ -1049,14 +1036,12 @@
       <w:r>
         <w:t>.</w:t>
       </w:r>
-      <w:proofErr w:type="spellStart"/>
       <w:r>
         <w:rPr>
           <w:lang w:val="en-US"/>
         </w:rPr>
         <w:t>js</w:t>
       </w:r>
-      <w:proofErr w:type="spellEnd"/>
       <w:r>
         <w:t xml:space="preserve"> 22.19.0</w:t>
       </w:r>
@@ -1268,7 +1253,7 @@
         <w:rPr>
           <w:u w:val="single"/>
         </w:rPr>
-        <w:t xml:space="preserve">аналитический обзор </w:t>
+        <w:t xml:space="preserve">обзор </w:t>
       </w:r>
       <w:r>
         <w:rPr>
@@ -1462,7 +1447,7 @@
         <w:rPr>
           <w:u w:val="single"/>
         </w:rPr>
-        <w:t>теля (руководство по эксплуатации)</w:t>
+        <w:t>теля</w:t>
       </w:r>
       <w:r>
         <w:rPr>
@@ -1689,7 +1674,13 @@
         <w:rPr>
           <w:u w:val="single"/>
         </w:rPr>
-        <w:t>диаграмма вариантов использования</w:t>
+        <w:t>С</w:t>
+      </w:r>
+      <w:r>
+        <w:rPr>
+          <w:u w:val="single"/>
+        </w:rPr>
+        <w:t>хема архитектуры приложения</w:t>
       </w:r>
       <w:r>
         <w:rPr>
@@ -1718,7 +1709,19 @@
         <w:rPr>
           <w:u w:val="single"/>
         </w:rPr>
-        <w:t>2) диаграмма развертывания;</w:t>
+        <w:t xml:space="preserve">2) диаграмма </w:t>
+      </w:r>
+      <w:r>
+        <w:rPr>
+          <w:u w:val="single"/>
+        </w:rPr>
+        <w:t>вариантов использования</w:t>
+      </w:r>
+      <w:r>
+        <w:rPr>
+          <w:u w:val="single"/>
+        </w:rPr>
+        <w:t>;</w:t>
       </w:r>
       <w:r>
         <w:rPr>
@@ -1794,25 +1797,19 @@
         <w:rPr>
           <w:u w:val="single"/>
         </w:rPr>
-        <w:t>блок-схема алгоритма</w:t>
-      </w:r>
-      <w:r>
-        <w:rPr>
-          <w:u w:val="single"/>
-        </w:rPr>
-        <w:t xml:space="preserve"> отправки сообщений</w:t>
+        <w:t xml:space="preserve">блок-схема </w:t>
+      </w:r>
+      <w:r>
+        <w:rPr>
+          <w:u w:val="single"/>
+        </w:rPr>
+        <w:t>обработки и маршрутизации сообщения</w:t>
       </w:r>
       <w:r>
         <w:rPr>
           <w:u w:val="single"/>
         </w:rPr>
         <w:t>;</w:t>
-      </w:r>
-      <w:r>
-        <w:rPr>
-          <w:u w:val="single"/>
-        </w:rPr>
-        <w:tab/>
       </w:r>
     </w:p>
     <w:p>
@@ -1829,25 +1826,13 @@
         <w:rPr>
           <w:u w:val="single"/>
         </w:rPr>
-        <w:t xml:space="preserve">5) </w:t>
-      </w:r>
-      <w:r>
-        <w:rPr>
-          <w:u w:val="single"/>
-        </w:rPr>
-        <w:t>диаграмма последовательности</w:t>
+        <w:t>5) блок-схема процесса создания заказа</w:t>
       </w:r>
       <w:r>
         <w:rPr>
           <w:u w:val="single"/>
         </w:rPr>
         <w:t>;</w:t>
-      </w:r>
-      <w:r>
-        <w:rPr>
-          <w:u w:val="single"/>
-        </w:rPr>
-        <w:tab/>
       </w:r>
     </w:p>
     <w:p>
@@ -1864,13 +1849,54 @@
         <w:rPr>
           <w:u w:val="single"/>
         </w:rPr>
-        <w:t>6) скриншот работы программы</w:t>
-      </w:r>
-      <w:r>
-        <w:rPr>
-          <w:u w:val="single"/>
-        </w:rPr>
-        <w:t>.</w:t>
+        <w:t>6) экранная форма главной страницы</w:t>
+      </w:r>
+      <w:r>
+        <w:rPr>
+          <w:u w:val="single"/>
+        </w:rPr>
+        <w:t>;</w:t>
+      </w:r>
+      <w:r>
+        <w:rPr>
+          <w:u w:val="single"/>
+        </w:rPr>
+        <w:tab/>
+      </w:r>
+    </w:p>
+    <w:p>
+      <w:pPr>
+        <w:tabs>
+          <w:tab w:val="right" w:pos="9356"/>
+        </w:tabs>
+        <w:ind w:firstLine="0"/>
+        <w:rPr>
+          <w:u w:val="single"/>
+        </w:rPr>
+      </w:pPr>
+      <w:r>
+        <w:rPr>
+          <w:u w:val="single"/>
+        </w:rPr>
+        <w:t>6</w:t>
+      </w:r>
+      <w:r>
+        <w:rPr>
+          <w:u w:val="single"/>
+        </w:rPr>
+        <w:t>)</w:t>
+      </w:r>
+      <w:r>
+        <w:rPr>
+          <w:u w:val="single"/>
+        </w:rPr>
+        <w:t xml:space="preserve"> таблица технико-экономических показателей</w:t>
+      </w:r>
+      <w:r>
+        <w:rPr>
+          <w:u w:val="single"/>
+        </w:rPr>
+        <w:t>;</w:t>
       </w:r>
       <w:r>
         <w:rPr>
@@ -2311,7 +2337,21 @@
                 <w:sz w:val="24"/>
                 <w:szCs w:val="24"/>
               </w:rPr>
-              <w:t>24.01.</w:t>
+              <w:t>24.0</w:t>
+            </w:r>
+            <w:r>
+              <w:rPr>
+                <w:sz w:val="24"/>
+                <w:szCs w:val="24"/>
+              </w:rPr>
+              <w:t>2</w:t>
+            </w:r>
+            <w:r>
+              <w:rPr>
+                <w:sz w:val="24"/>
+                <w:szCs w:val="24"/>
+              </w:rPr>
+              <w:t>.</w:t>
             </w:r>
             <w:r>
               <w:rPr>
@@ -2422,7 +2462,21 @@
                 <w:sz w:val="24"/>
                 <w:szCs w:val="24"/>
               </w:rPr>
-              <w:t>25.01.</w:t>
+              <w:t>25.0</w:t>
+            </w:r>
+            <w:r>
+              <w:rPr>
+                <w:sz w:val="24"/>
+                <w:szCs w:val="24"/>
+              </w:rPr>
+              <w:t>2</w:t>
+            </w:r>
+            <w:r>
+              <w:rPr>
+                <w:sz w:val="24"/>
+                <w:szCs w:val="24"/>
+              </w:rPr>
+              <w:t>.</w:t>
             </w:r>
             <w:r>
               <w:rPr>
@@ -2533,7 +2587,21 @@
                 <w:sz w:val="24"/>
                 <w:szCs w:val="24"/>
               </w:rPr>
-              <w:t>29.01.</w:t>
+              <w:t>29.0</w:t>
+            </w:r>
+            <w:r>
+              <w:rPr>
+                <w:sz w:val="24"/>
+                <w:szCs w:val="24"/>
+              </w:rPr>
+              <w:t>2</w:t>
+            </w:r>
+            <w:r>
+              <w:rPr>
+                <w:sz w:val="24"/>
+                <w:szCs w:val="24"/>
+              </w:rPr>
+              <w:t>.</w:t>
             </w:r>
             <w:r>
               <w:rPr>
@@ -2731,7 +2799,16 @@
                 <w:sz w:val="24"/>
                 <w:szCs w:val="24"/>
               </w:rPr>
-              <w:t>Руководство программиста</w:t>
+              <w:t xml:space="preserve">Руководство </w:t>
+            </w:r>
+            <w:r>
+              <w:rPr>
+                <w:iCs/>
+                <w:color w:val="000000"/>
+                <w:sz w:val="24"/>
+                <w:szCs w:val="24"/>
+              </w:rPr>
+              <w:t>пользователя</w:t>
             </w:r>
           </w:p>
         </w:tc>
@@ -3048,7 +3125,19 @@
         <w:rPr>
           <w:u w:val="single"/>
         </w:rPr>
-        <w:t xml:space="preserve"> марта 202</w:t>
+        <w:t xml:space="preserve"> </w:t>
+      </w:r>
+      <w:r>
+        <w:rPr>
+          <w:u w:val="single"/>
+        </w:rPr>
+        <w:t>февраля</w:t>
+      </w:r>
+      <w:r>
+        <w:rPr>
+          <w:u w:val="single"/>
+        </w:rPr>
+        <w:t xml:space="preserve"> 202</w:t>
       </w:r>
       <w:r>
         <w:rPr>
@@ -3181,11 +3270,9 @@
         <w:tab/>
         <w:t>    </w:t>
       </w:r>
-      <w:proofErr w:type="spellStart"/>
       <w:r>
         <w:t>Н.И.Уласевич</w:t>
       </w:r>
-      <w:proofErr w:type="spellEnd"/>
       <w:r>
         <w:t xml:space="preserve"> </w:t>
       </w:r>
@@ -3332,24 +3419,8 @@
           <w:b/>
         </w:rPr>
       </w:pPr>
-    </w:p>
-    <w:p>
-      <w:pPr>
-        <w:ind w:firstLine="0"/>
-        <w:rPr>
-          <w:b/>
-        </w:rPr>
-      </w:pPr>
-      <w:r>
-        <w:t>Дата «__</w:t>
-      </w:r>
-      <w:proofErr w:type="gramStart"/>
-      <w:r>
-        <w:t>_ »</w:t>
-      </w:r>
-      <w:proofErr w:type="gramEnd"/>
-      <w:r>
-        <w:t xml:space="preserve"> </w:t>
+      <w:r>
+        <w:t xml:space="preserve">Дата «___ » </w:t>
       </w:r>
       <w:r>
         <w:rPr>
